--- a/Attack Surface Analysis Template — Web Crawler.docx
+++ b/Attack Surface Analysis Template — Web Crawler.docx
@@ -70,6 +70,18 @@
       <w:r>
         <w:t xml:space="preserve"> </w:t>
       </w:r>
+      <w:r>
+        <w:t>Omar Mountassir</w:t>
+      </w:r>
+      <w:r>
+        <w:t xml:space="preserve">, </w:t>
+      </w:r>
+      <w:r>
+        <w:t>ODonovan Murphy</w:t>
+      </w:r>
+      <w:r>
+        <w:t>, Nikhil Patel</w:t>
+      </w:r>
     </w:p>
     <w:p>
       <w:pPr>
@@ -109,7 +121,7 @@
         <w:t>Date:</w:t>
       </w:r>
       <w:r>
-        <w:t xml:space="preserve"> 2025-11-13</w:t>
+        <w:t xml:space="preserve"> </w:t>
       </w:r>
     </w:p>
     <w:p>
@@ -346,11 +358,11 @@
         <w:tblLook w:val="0020" w:firstRow="1" w:lastRow="0" w:firstColumn="0" w:lastColumn="0" w:noHBand="0" w:noVBand="0"/>
       </w:tblPr>
       <w:tblGrid>
-        <w:gridCol w:w="1916"/>
-        <w:gridCol w:w="1915"/>
-        <w:gridCol w:w="1915"/>
-        <w:gridCol w:w="1915"/>
-        <w:gridCol w:w="1915"/>
+        <w:gridCol w:w="1872"/>
+        <w:gridCol w:w="1872"/>
+        <w:gridCol w:w="1872"/>
+        <w:gridCol w:w="1872"/>
+        <w:gridCol w:w="1872"/>
       </w:tblGrid>
       <w:tr>
         <w:trPr>
@@ -717,11 +729,11 @@
         <w:tblLook w:val="0020" w:firstRow="1" w:lastRow="0" w:firstColumn="0" w:lastColumn="0" w:noHBand="0" w:noVBand="0"/>
       </w:tblPr>
       <w:tblGrid>
-        <w:gridCol w:w="1916"/>
-        <w:gridCol w:w="1915"/>
-        <w:gridCol w:w="1915"/>
-        <w:gridCol w:w="1915"/>
-        <w:gridCol w:w="1915"/>
+        <w:gridCol w:w="1872"/>
+        <w:gridCol w:w="1872"/>
+        <w:gridCol w:w="1872"/>
+        <w:gridCol w:w="1872"/>
+        <w:gridCol w:w="1872"/>
       </w:tblGrid>
       <w:tr>
         <w:trPr>
@@ -1612,8 +1624,8 @@
         <w:pStyle w:val="Heading2"/>
       </w:pPr>
       <w:bookmarkStart w:id="12" w:name="threats-attack-vectors-mapping"/>
+      <w:bookmarkEnd w:id="6"/>
       <w:bookmarkEnd w:id="11"/>
-      <w:bookmarkEnd w:id="6"/>
       <w:r>
         <w:lastRenderedPageBreak/>
         <w:t>7. Threats &amp; Attack Vectors (mapping)</w:t>
@@ -1627,11 +1639,11 @@
         <w:tblLook w:val="0020" w:firstRow="1" w:lastRow="0" w:firstColumn="0" w:lastColumn="0" w:noHBand="0" w:noVBand="0"/>
       </w:tblPr>
       <w:tblGrid>
-        <w:gridCol w:w="1795"/>
-        <w:gridCol w:w="1795"/>
-        <w:gridCol w:w="1796"/>
-        <w:gridCol w:w="2394"/>
-        <w:gridCol w:w="1796"/>
+        <w:gridCol w:w="1755"/>
+        <w:gridCol w:w="1755"/>
+        <w:gridCol w:w="1756"/>
+        <w:gridCol w:w="2338"/>
+        <w:gridCol w:w="1756"/>
       </w:tblGrid>
       <w:tr>
         <w:trPr>
@@ -2166,10 +2178,10 @@
         <w:tblLook w:val="0020" w:firstRow="1" w:lastRow="0" w:firstColumn="0" w:lastColumn="0" w:noHBand="0" w:noVBand="0"/>
       </w:tblPr>
       <w:tblGrid>
-        <w:gridCol w:w="2210"/>
-        <w:gridCol w:w="2210"/>
-        <w:gridCol w:w="2946"/>
-        <w:gridCol w:w="2210"/>
+        <w:gridCol w:w="2160"/>
+        <w:gridCol w:w="2160"/>
+        <w:gridCol w:w="2880"/>
+        <w:gridCol w:w="2160"/>
       </w:tblGrid>
       <w:tr>
         <w:trPr>
@@ -2525,13 +2537,13 @@
         <w:t>At least 5 mapped threats with impacts and likelihood</w:t>
       </w:r>
     </w:p>
+    <w:bookmarkEnd w:id="0"/>
+    <w:bookmarkEnd w:id="17"/>
     <w:p>
       <w:pPr>
         <w:pStyle w:val="Compact"/>
       </w:pPr>
     </w:p>
-    <w:bookmarkEnd w:id="17"/>
-    <w:bookmarkEnd w:id="0"/>
     <w:sectPr>
       <w:footnotePr>
         <w:numRestart w:val="eachSect"/>
@@ -3477,7 +3489,6 @@
   <w:style w:type="character" w:default="1" w:styleId="DefaultParagraphFont">
     <w:name w:val="Default Paragraph Font"/>
     <w:uiPriority w:val="1"/>
-    <w:semiHidden/>
     <w:unhideWhenUsed/>
   </w:style>
   <w:style w:type="table" w:default="1" w:styleId="TableNormal">
